--- a/contents/battle-workbook/secuops-w09.docx
+++ b/contents/battle-workbook/secuops-w09.docx
@@ -83,7 +83,7 @@
           <w:rFonts w:ascii="맑은 고딕" w:hAnsi="맑은 고딕" w:eastAsia="맑은 고딕"/>
           <w:sz w:val="21"/>
         </w:rPr>
-        <w:t xml:space="preserve">(6v6-siem)다. 핵심 통찰: raw 로그는 그대로는 쓸모가 적다. </w:t>
+        <w:t xml:space="preserve">(el34-siem)다. 핵심 통찰: raw 로그는 그대로는 쓸모가 적다. </w:t>
       </w:r>
       <w:r>
         <w:rPr>
@@ -424,7 +424,7 @@
         </w:rPr>
         <w:t>for i in 1 2 3; do curl -s -H "Host: dvwa.6v6.lab" \</w:t>
         <w:br/>
-        <w:t xml:space="preserve">  "http://&lt;대상_공개IP&gt;/?q=wz9r1-kim-%3Cscript%3Ealert($i)%3C/script%3E"; done</w:t>
+        <w:t xml:space="preserve">  "http://192.168.0.161/?q=wz9r1-kim-%3Cscript%3Ealert($i)%3C/script%3E"; done</w:t>
       </w:r>
     </w:p>
     <w:p>
@@ -532,7 +532,7 @@
           <w:b/>
           <w:sz w:val="22"/>
         </w:rPr>
-        <w:t>▶ 실행 결과 화면 (스크린샷 붙여넣기)</w:t>
+        <w:t>▶ 실행 결과 (출력/스크린샷)</w:t>
       </w:r>
     </w:p>
     <w:tbl>
@@ -566,7 +566,7 @@
                 <w:color w:val="AAAAAA"/>
                 <w:sz w:val="18"/>
               </w:rPr>
-              <w:t>여기에 결과 스크린샷을 붙여넣으세요 (커서를 두고 Ctrl+V)</w:t>
+              <w:t>여기에 결과 출력을 적거나 스크린샷을 붙여넣으세요 (커서를 두고 Ctrl+V)</w:t>
             </w:r>
           </w:p>
         </w:tc>
@@ -750,7 +750,7 @@
           <w:rFonts w:ascii="Consolas" w:hAnsi="Consolas"/>
           <w:sz w:val="19"/>
         </w:rPr>
-        <w:t>nmap -sS -p 1-1000 &lt;대상_공개IP&gt; -T4</w:t>
+        <w:t>nmap -sS -p 1-1000 192.168.0.161 -T4</w:t>
       </w:r>
     </w:p>
     <w:p>
@@ -883,7 +883,7 @@
           <w:b/>
           <w:sz w:val="22"/>
         </w:rPr>
-        <w:t>▶ 실행 결과 화면 (스크린샷 붙여넣기)</w:t>
+        <w:t>▶ 실행 결과 (출력/스크린샷)</w:t>
       </w:r>
     </w:p>
     <w:tbl>
@@ -917,7 +917,7 @@
                 <w:color w:val="AAAAAA"/>
                 <w:sz w:val="18"/>
               </w:rPr>
-              <w:t>여기에 결과 스크린샷을 붙여넣으세요 (커서를 두고 Ctrl+V)</w:t>
+              <w:t>여기에 결과 출력을 적거나 스크린샷을 붙여넣으세요 (커서를 두고 Ctrl+V)</w:t>
             </w:r>
           </w:p>
         </w:tc>
@@ -1201,7 +1201,7 @@
           <w:b/>
           <w:sz w:val="22"/>
         </w:rPr>
-        <w:t>▶ 실행 결과 화면 (스크린샷 붙여넣기)</w:t>
+        <w:t>▶ 실행 결과 (출력/스크린샷)</w:t>
       </w:r>
     </w:p>
     <w:tbl>
@@ -1235,7 +1235,7 @@
                 <w:color w:val="AAAAAA"/>
                 <w:sz w:val="18"/>
               </w:rPr>
-              <w:t>여기에 결과 스크린샷을 붙여넣으세요 (커서를 두고 Ctrl+V)</w:t>
+              <w:t>여기에 결과 출력을 적거나 스크린샷을 붙여넣으세요 (커서를 두고 Ctrl+V)</w:t>
             </w:r>
           </w:p>
         </w:tc>
@@ -1611,7 +1611,7 @@
           <w:b/>
           <w:sz w:val="22"/>
         </w:rPr>
-        <w:t>▶ 실행 결과 화면 (스크린샷 붙여넣기)</w:t>
+        <w:t>▶ 실행 결과 (출력/스크린샷)</w:t>
       </w:r>
     </w:p>
     <w:tbl>
@@ -1645,7 +1645,7 @@
                 <w:color w:val="AAAAAA"/>
                 <w:sz w:val="18"/>
               </w:rPr>
-              <w:t>여기에 결과 스크린샷을 붙여넣으세요 (커서를 두고 Ctrl+V)</w:t>
+              <w:t>여기에 결과 출력을 적거나 스크린샷을 붙여넣으세요 (커서를 두고 Ctrl+V)</w:t>
             </w:r>
           </w:p>
         </w:tc>
@@ -1900,7 +1900,7 @@
           <w:b/>
           <w:sz w:val="22"/>
         </w:rPr>
-        <w:t>▶ 실행 결과 화면 (스크린샷 붙여넣기)</w:t>
+        <w:t>▶ 실행 결과 (출력/스크린샷)</w:t>
       </w:r>
     </w:p>
     <w:tbl>
@@ -1934,7 +1934,7 @@
                 <w:color w:val="AAAAAA"/>
                 <w:sz w:val="18"/>
               </w:rPr>
-              <w:t>여기에 결과 스크린샷을 붙여넣으세요 (커서를 두고 Ctrl+V)</w:t>
+              <w:t>여기에 결과 출력을 적거나 스크린샷을 붙여넣으세요 (커서를 두고 Ctrl+V)</w:t>
             </w:r>
           </w:p>
         </w:tc>
@@ -2183,7 +2183,7 @@
           <w:b/>
           <w:sz w:val="22"/>
         </w:rPr>
-        <w:t>▶ 실행 결과 화면 (스크린샷 붙여넣기)</w:t>
+        <w:t>▶ 실행 결과 (출력/스크린샷)</w:t>
       </w:r>
     </w:p>
     <w:tbl>
@@ -2217,7 +2217,7 @@
                 <w:color w:val="AAAAAA"/>
                 <w:sz w:val="18"/>
               </w:rPr>
-              <w:t>여기에 결과 스크린샷을 붙여넣으세요 (커서를 두고 Ctrl+V)</w:t>
+              <w:t>여기에 결과 출력을 적거나 스크린샷을 붙여넣으세요 (커서를 두고 Ctrl+V)</w:t>
             </w:r>
           </w:p>
         </w:tc>
@@ -2521,7 +2521,7 @@
           <w:b/>
           <w:sz w:val="22"/>
         </w:rPr>
-        <w:t>▶ 실행 결과 화면 (스크린샷 붙여넣기)</w:t>
+        <w:t>▶ 실행 결과 (출력/스크린샷)</w:t>
       </w:r>
     </w:p>
     <w:tbl>
@@ -2555,7 +2555,7 @@
                 <w:color w:val="AAAAAA"/>
                 <w:sz w:val="18"/>
               </w:rPr>
-              <w:t>여기에 결과 스크린샷을 붙여넣으세요 (커서를 두고 Ctrl+V)</w:t>
+              <w:t>여기에 결과 출력을 적거나 스크린샷을 붙여넣으세요 (커서를 두고 Ctrl+V)</w:t>
             </w:r>
           </w:p>
         </w:tc>

--- a/contents/battle-workbook/secuops-w09.docx
+++ b/contents/battle-workbook/secuops-w09.docx
@@ -422,7 +422,7 @@
           <w:rFonts w:ascii="Consolas" w:hAnsi="Consolas"/>
           <w:sz w:val="19"/>
         </w:rPr>
-        <w:t>for i in 1 2 3; do curl -s -H "Host: dvwa.6v6.lab" \</w:t>
+        <w:t>for i in 1 2 3; do curl -s -H "Host: dvwa.el34.lab" \</w:t>
         <w:br/>
         <w:t xml:space="preserve">  "http://192.168.0.161/?q=wz9r1-kim-%3Cscript%3Ealert($i)%3C/script%3E"; done</w:t>
       </w:r>
